--- a/Sources Internal/Plugins/EwEResiliencePlugin/ConsumptionWriter/Documentation/EwEConsumptionWriter.docx
+++ b/Sources Internal/Plugins/EwEResiliencePlugin/ConsumptionWriter/Documentation/EwEConsumptionWriter.docx
@@ -160,10 +160,10 @@
           <w:lang w:eastAsia="en-GB"/>
         </w:rPr>
         <w:drawing>
-          <wp:inline distT="0" distB="0" distL="0" distR="0" wp14:anchorId="2D44ACA0" wp14:editId="3E9F452D">
-            <wp:extent cx="4297680" cy="3401568"/>
-            <wp:effectExtent l="0" t="0" r="7620" b="8890"/>
-            <wp:docPr id="2" name="Picture 2"/>
+          <wp:inline distT="0" distB="0" distL="0" distR="0">
+            <wp:extent cx="5725160" cy="3856355"/>
+            <wp:effectExtent l="0" t="0" r="8890" b="0"/>
+            <wp:docPr id="4" name="Picture 4"/>
             <wp:cNvGraphicFramePr>
               <a:graphicFrameLocks xmlns:a="http://schemas.openxmlformats.org/drawingml/2006/main" noChangeAspect="1"/>
             </wp:cNvGraphicFramePr>
@@ -192,7 +192,7 @@
                   <pic:spPr bwMode="auto">
                     <a:xfrm>
                       <a:off x="0" y="0"/>
-                      <a:ext cx="4297680" cy="3401568"/>
+                      <a:ext cx="5725160" cy="3856355"/>
                     </a:xfrm>
                     <a:prstGeom prst="rect">
                       <a:avLst/>
@@ -217,27 +217,14 @@
       <w:r>
         <w:t xml:space="preserve">Figure </w:t>
       </w:r>
-      <w:r>
-        <w:fldChar w:fldCharType="begin"/>
-      </w:r>
-      <w:r>
-        <w:instrText xml:space="preserve"> SEQ Figure \* ARABIC </w:instrText>
-      </w:r>
-      <w:r>
-        <w:fldChar w:fldCharType="separate"/>
-      </w:r>
-      <w:r>
-        <w:rPr>
-          <w:noProof/>
-        </w:rPr>
-        <w:t>1</w:t>
-      </w:r>
-      <w:r>
-        <w:rPr>
-          <w:noProof/>
-        </w:rPr>
-        <w:fldChar w:fldCharType="end"/>
-      </w:r>
+      <w:fldSimple w:instr=" SEQ Figure \* ARABIC ">
+        <w:r>
+          <w:rPr>
+            <w:noProof/>
+          </w:rPr>
+          <w:t>1</w:t>
+        </w:r>
+      </w:fldSimple>
       <w:bookmarkEnd w:id="0"/>
       <w:r>
         <w:t xml:space="preserve"> - Activating auto</w:t>
@@ -316,27 +303,14 @@
       <w:r>
         <w:t xml:space="preserve">Figure </w:t>
       </w:r>
-      <w:r>
-        <w:fldChar w:fldCharType="begin"/>
-      </w:r>
-      <w:r>
-        <w:instrText xml:space="preserve"> SEQ Figure \* ARABIC </w:instrText>
-      </w:r>
-      <w:r>
-        <w:fldChar w:fldCharType="separate"/>
-      </w:r>
-      <w:r>
-        <w:rPr>
-          <w:noProof/>
-        </w:rPr>
-        <w:t>2</w:t>
-      </w:r>
-      <w:r>
-        <w:rPr>
-          <w:noProof/>
-        </w:rPr>
-        <w:fldChar w:fldCharType="end"/>
-      </w:r>
+      <w:fldSimple w:instr=" SEQ Figure \* ARABIC ">
+        <w:r>
+          <w:rPr>
+            <w:noProof/>
+          </w:rPr>
+          <w:t>2</w:t>
+        </w:r>
+      </w:fldSimple>
       <w:bookmarkEnd w:id="1"/>
       <w:r>
         <w:t xml:space="preserve"> - Activating the consumption writer plug-in settings</w:t>
@@ -396,21 +370,21 @@
         <w:rPr>
           <w:lang w:val="en-US"/>
         </w:rPr>
-        <w:t xml:space="preserve">): (i) enabling or disabling generation of Ecosim consumption matrix </w:t>
+        <w:t>): (</w:t>
       </w:r>
       <w:proofErr w:type="spellStart"/>
       <w:r>
         <w:rPr>
           <w:lang w:val="en-US"/>
         </w:rPr>
-        <w:t>csv</w:t>
+        <w:t>i</w:t>
       </w:r>
       <w:proofErr w:type="spellEnd"/>
       <w:r>
         <w:rPr>
           <w:lang w:val="en-US"/>
         </w:rPr>
-        <w:t xml:space="preserve"> files; (ii) including detritus groups in the square consumption matrices; and (iii) including diet imports and total consumption sums (per group).</w:t>
+        <w:t>) enabling or disabling generation of Ecosim consumption matrix csv files; (ii) including detritus groups in the square consumption matrices; and (iii) including diet imports and total consumption sums (per group).</w:t>
       </w:r>
     </w:p>
     <w:p>
@@ -424,9 +398,9 @@
         </w:rPr>
         <w:lastRenderedPageBreak/>
         <w:drawing>
-          <wp:inline distT="0" distB="0" distL="0" distR="0" wp14:anchorId="741A34BD" wp14:editId="2C6620D6">
-            <wp:extent cx="1399032" cy="1719072"/>
-            <wp:effectExtent l="0" t="0" r="0" b="0"/>
+          <wp:inline distT="0" distB="0" distL="0" distR="0" wp14:anchorId="457F8CE5" wp14:editId="494D1258">
+            <wp:extent cx="2790825" cy="1524000"/>
+            <wp:effectExtent l="0" t="0" r="9525" b="0"/>
             <wp:docPr id="1" name="Picture 1"/>
             <wp:cNvGraphicFramePr>
               <a:graphicFrameLocks xmlns:a="http://schemas.openxmlformats.org/drawingml/2006/main" noChangeAspect="1"/>
@@ -447,7 +421,7 @@
                   <pic:spPr>
                     <a:xfrm>
                       <a:off x="0" y="0"/>
-                      <a:ext cx="1399032" cy="1719072"/>
+                      <a:ext cx="2790825" cy="1524000"/>
                     </a:xfrm>
                     <a:prstGeom prst="rect">
                       <a:avLst/>
@@ -468,27 +442,14 @@
       <w:r>
         <w:t xml:space="preserve">Figure </w:t>
       </w:r>
-      <w:r>
-        <w:fldChar w:fldCharType="begin"/>
-      </w:r>
-      <w:r>
-        <w:instrText xml:space="preserve"> SEQ Figure \* ARABIC </w:instrText>
-      </w:r>
-      <w:r>
-        <w:fldChar w:fldCharType="separate"/>
-      </w:r>
-      <w:r>
-        <w:rPr>
-          <w:noProof/>
-        </w:rPr>
-        <w:t>3</w:t>
-      </w:r>
-      <w:r>
-        <w:rPr>
-          <w:noProof/>
-        </w:rPr>
-        <w:fldChar w:fldCharType="end"/>
-      </w:r>
+      <w:fldSimple w:instr=" SEQ Figure \* ARABIC ">
+        <w:r>
+          <w:rPr>
+            <w:noProof/>
+          </w:rPr>
+          <w:t>3</w:t>
+        </w:r>
+      </w:fldSimple>
       <w:bookmarkEnd w:id="2"/>
       <w:r>
         <w:t xml:space="preserve"> - Options for the consumption writer</w:t>
@@ -640,27 +601,14 @@
       <w:r>
         <w:t xml:space="preserve">Figure </w:t>
       </w:r>
-      <w:r>
-        <w:fldChar w:fldCharType="begin"/>
-      </w:r>
-      <w:r>
-        <w:instrText xml:space="preserve"> SEQ Figure \* ARABIC </w:instrText>
-      </w:r>
-      <w:r>
-        <w:fldChar w:fldCharType="separate"/>
-      </w:r>
-      <w:r>
-        <w:rPr>
-          <w:noProof/>
-        </w:rPr>
-        <w:t>4</w:t>
-      </w:r>
-      <w:r>
-        <w:rPr>
-          <w:noProof/>
-        </w:rPr>
-        <w:fldChar w:fldCharType="end"/>
-      </w:r>
+      <w:fldSimple w:instr=" SEQ Figure \* ARABIC ">
+        <w:r>
+          <w:rPr>
+            <w:noProof/>
+          </w:rPr>
+          <w:t>4</w:t>
+        </w:r>
+      </w:fldSimple>
       <w:bookmarkEnd w:id="3"/>
       <w:r>
         <w:t xml:space="preserve"> - The status panel provides information where data has been saved</w:t>
@@ -838,7 +786,21 @@
         <w:rPr>
           <w:lang w:val="en-US"/>
         </w:rPr>
-        <w:t>CSV files will be comma separated</w:t>
+        <w:t xml:space="preserve">CSV files </w:t>
+      </w:r>
+      <w:bookmarkStart w:id="4" w:name="_GoBack"/>
+      <w:r>
+        <w:rPr>
+          <w:lang w:val="en-US"/>
+        </w:rPr>
+        <w:t xml:space="preserve">will </w:t>
+      </w:r>
+      <w:bookmarkEnd w:id="4"/>
+      <w:r>
+        <w:rPr>
+          <w:lang w:val="en-US"/>
+        </w:rPr>
+        <w:t>be comma separated</w:t>
       </w:r>
       <w:r>
         <w:rPr>
@@ -846,8 +808,6 @@
         </w:rPr>
         <w:t>;</w:t>
       </w:r>
-      <w:bookmarkStart w:id="4" w:name="_GoBack"/>
-      <w:bookmarkEnd w:id="4"/>
     </w:p>
     <w:p>
       <w:pPr>
@@ -2075,7 +2035,7 @@
 </file>
 
 <file path=customXml/itemProps1.xml><?xml version="1.0" encoding="utf-8"?>
-<ds:datastoreItem xmlns:ds="http://schemas.openxmlformats.org/officeDocument/2006/customXml" ds:itemID="{89B14A44-545B-47AD-BEC5-BC4D733E5A15}">
+<ds:datastoreItem xmlns:ds="http://schemas.openxmlformats.org/officeDocument/2006/customXml" ds:itemID="{11A6150F-DC71-4ABE-9676-77A7A6EECA25}">
   <ds:schemaRefs>
     <ds:schemaRef ds:uri="http://schemas.openxmlformats.org/officeDocument/2006/bibliography"/>
   </ds:schemaRefs>
